--- a/MAU BB TO TUNG/KHỎI TỐ/139. Biên bản hỏi cung.docx
+++ b/MAU BB TO TUNG/KHỎI TỐ/139. Biên bản hỏi cung.docx
@@ -898,6 +898,7 @@
           <w:tab w:val="right" w:pos="9356"/>
         </w:tabs>
         <w:spacing w:before="120" w:after="120" w:line="240" w:lineRule="auto"/>
+        <w:jc w:val="both"/>
         <w:rPr>
           <w:rFonts w:eastAsia="Times New Roman"/>
           <w:color w:val="000000"/>
@@ -975,6 +976,7 @@
           <w:tab w:val="left" w:pos="1000"/>
         </w:tabs>
         <w:spacing w:before="120" w:after="120" w:line="240" w:lineRule="auto"/>
+        <w:jc w:val="both"/>
       </w:pPr>
       <w:r>
         <w:t>Sinh {doituong1_ngay_sinh}</w:t>
@@ -992,6 +994,7 @@
           <w:tab w:val="left" w:pos="1000"/>
         </w:tabs>
         <w:spacing w:before="120" w:after="120" w:line="240" w:lineRule="auto"/>
+        <w:jc w:val="both"/>
       </w:pPr>
       <w:r>
         <w:t>Quốc tịch: {doituong1_quoc_tich}</w:t>
@@ -1012,6 +1015,7 @@
     <w:p>
       <w:pPr>
         <w:spacing w:after="100"/>
+        <w:jc w:val="both"/>
       </w:pPr>
       <w:r>
         <w:t>Nghề nghiệp: {doituong1_nghe_nghiep}</w:t>
@@ -1020,6 +1024,7 @@
     <w:p>
       <w:pPr>
         <w:spacing w:after="100"/>
+        <w:jc w:val="both"/>
       </w:pPr>
       <w:r>
         <w:t>Số CMND/Thẻ CCCD/Thẻ CC/Hộ chiếu: {doituong1_so_cmnd}</w:t>
@@ -1040,6 +1045,7 @@
     <w:p>
       <w:pPr>
         <w:spacing w:before="120" w:after="120" w:line="240" w:lineRule="auto"/>
+        <w:jc w:val="both"/>
       </w:pPr>
       <w:r>
         <w:rPr>
@@ -1066,6 +1072,7 @@
     <w:p>
       <w:pPr>
         <w:spacing w:before="120" w:after="120" w:line="240" w:lineRule="auto"/>
+        <w:jc w:val="both"/>
       </w:pPr>
       <w:r>
         <w:rPr>
@@ -1083,6 +1090,7 @@
     <w:p>
       <w:pPr>
         <w:spacing w:before="120" w:after="120" w:line="240" w:lineRule="auto"/>
+        <w:jc w:val="both"/>
       </w:pPr>
       <w:r>
         <w:rPr>
